--- a/pr-preview/pr-308/chapters/inclusive-writing-tracked-changes.docx
+++ b/pr-preview/pr-308/chapters/inclusive-writing-tracked-changes.docx
@@ -26,7 +26,7 @@
       </w:pPr>
       <w:ins w:id="2" w:author="PR Preview" w:date="2026-01-01T00:00:00Z">
         <w:r>
-          <w:t xml:space="preserve">Last modified: 2026-10-19 23:36:48 (PDT)</w:t>
+          <w:t xml:space="preserve">Last modified: 2026-10-19 23:48:08 (PDT)</w:t>
         </w:r>
       </w:ins>
     </w:p>
@@ -1132,6 +1132,96 @@
                     <w:jc w:val="center"/>
                   </w:pPr>
                   <w:r>
+                    <w:t xml:space="preserve">Take a sample of size</w:t>
+                  </w:r>
+                  <w:r>
+                    <w:t xml:space="preserve"> </w:t>
+                  </w:r>
+                  <m:oMath>
+                    <m:r>
+                      <m:t>n</m:t>
+                    </m:r>
+                  </m:oMath>
+                  <w:r>
+                    <w:t xml:space="preserve"> </w:t>
+                  </w:r>
+                  <w:r>
+                    <w:t xml:space="preserve">and call the sample mean</w:t>
+                  </w:r>
+                  <w:r>
+                    <w:t xml:space="preserve"> </w:t>
+                  </w:r>
+                  <m:oMath>
+                    <m:acc>
+                      <m:accPr>
+                        <m:chr m:val="‾"/>
+                      </m:accPr>
+                      <m:e>
+                        <m:r>
+                          <m:t>x</m:t>
+                        </m:r>
+                      </m:e>
+                    </m:acc>
+                  </m:oMath>
+                  <w:r>
+                    <w:t xml:space="preserve">.</w:t>
+                  </w:r>
+                </w:p>
+              </w:tc>
+              <w:tc>
+                <w:tcPr/>
+                <w:p>
+                  <w:pPr>
+                    <w:pStyle w:val="Compact"/>
+                    <w:jc w:val="center"/>
+                  </w:pPr>
+                  <w:r>
+                    <w:t xml:space="preserve">Consider a sample of size</w:t>
+                  </w:r>
+                  <w:r>
+                    <w:t xml:space="preserve"> </w:t>
+                  </w:r>
+                  <m:oMath>
+                    <m:r>
+                      <m:t>n</m:t>
+                    </m:r>
+                  </m:oMath>
+                  <w:r>
+                    <w:t xml:space="preserve"> </w:t>
+                  </w:r>
+                  <w:r>
+                    <w:t xml:space="preserve">and denote the sample mean by</w:t>
+                  </w:r>
+                  <w:r>
+                    <w:t xml:space="preserve"> </w:t>
+                  </w:r>
+                  <m:oMath>
+                    <m:acc>
+                      <m:accPr>
+                        <m:chr m:val="‾"/>
+                      </m:accPr>
+                      <m:e>
+                        <m:r>
+                          <m:t>x</m:t>
+                        </m:r>
+                      </m:e>
+                    </m:acc>
+                  </m:oMath>
+                  <w:r>
+                    <w:t xml:space="preserve">.</w:t>
+                  </w:r>
+                </w:p>
+              </w:tc>
+            </w:tr>
+            <w:tr>
+              <w:tc>
+                <w:tcPr/>
+                <w:p>
+                  <w:pPr>
+                    <w:pStyle w:val="Compact"/>
+                    <w:jc w:val="center"/>
+                  </w:pPr>
+                  <w:r>
                     <w:t xml:space="preserve">the residual lies in</w:t>
                   </w:r>
                   <w:r>
@@ -1228,7 +1318,18 @@
                     <w:jc w:val="center"/>
                   </w:pPr>
                   <w:r>
-                    <w:t xml:space="preserve">the uniform distribution sits at</w:t>
+                    <w:t xml:space="preserve">the certain distribution sits at</w:t>
+                  </w:r>
+                  <w:r>
+                    <w:t xml:space="preserve"> </w:t>
+                  </w:r>
+                  <m:oMath>
+                    <m:r>
+                      <m:t>0</m:t>
+                    </m:r>
+                  </m:oMath>
+                  <w:r>
+                    <w:t xml:space="preserve">, the uniform distribution at</w:t>
                   </w:r>
                   <w:r>
                     <w:t xml:space="preserve"> </w:t>
@@ -1257,7 +1358,18 @@
                     <w:jc w:val="center"/>
                   </w:pPr>
                   <w:r>
-                    <w:t xml:space="preserve">the uniform distribution has entropy</w:t>
+                    <w:t xml:space="preserve">the certain distribution has entropy</w:t>
+                  </w:r>
+                  <w:r>
+                    <w:t xml:space="preserve"> </w:t>
+                  </w:r>
+                  <m:oMath>
+                    <m:r>
+                      <m:t>0</m:t>
+                    </m:r>
+                  </m:oMath>
+                  <w:r>
+                    <w:t xml:space="preserve">, the uniform distribution has entropy</w:t>
                   </w:r>
                   <w:r>
                     <w:t xml:space="preserve"> </w:t>
@@ -1274,7 +1386,7 @@
                     </m:r>
                   </m:oMath>
                   <w:r>
-                    <w:t xml:space="preserve">, and the skewed distribution has entropy between the other two</w:t>
+                    <w:t xml:space="preserve">, and the skewed distribution has entropy between those two values</w:t>
                   </w:r>
                 </w:p>
               </w:tc>
